--- a/srv/templates/InformationAboutStaffing.docx
+++ b/srv/templates/InformationAboutStaffing.docx
@@ -152,15 +152,15 @@
         <w:tblLook w:val="04A0" w:firstRow="1" w:lastRow="0" w:firstColumn="1" w:lastColumn="0" w:noHBand="0" w:noVBand="1"/>
       </w:tblPr>
       <w:tblGrid>
-        <w:gridCol w:w="1180"/>
-        <w:gridCol w:w="868"/>
-        <w:gridCol w:w="1251"/>
-        <w:gridCol w:w="986"/>
-        <w:gridCol w:w="1096"/>
-        <w:gridCol w:w="1063"/>
-        <w:gridCol w:w="1184"/>
-        <w:gridCol w:w="785"/>
-        <w:gridCol w:w="1651"/>
+        <w:gridCol w:w="1267"/>
+        <w:gridCol w:w="926"/>
+        <w:gridCol w:w="1343"/>
+        <w:gridCol w:w="1054"/>
+        <w:gridCol w:w="1174"/>
+        <w:gridCol w:w="777"/>
+        <w:gridCol w:w="908"/>
+        <w:gridCol w:w="836"/>
+        <w:gridCol w:w="1779"/>
       </w:tblGrid>
       <w:tr>
         <w:trPr>
@@ -606,18 +606,8 @@
                 <w:sz w:val="16"/>
                 <w:szCs w:val="16"/>
               </w:rPr>
-              <w:t xml:space="preserve">в т.ч. по указанной дисциплине </w:t>
-            </w:r>
-            <w:proofErr w:type="gramStart"/>
-            <w:r>
-              <w:rPr>
-                <w:rFonts w:ascii="Times New Roman" w:hAnsi="Times New Roman"/>
-                <w:sz w:val="16"/>
-                <w:szCs w:val="16"/>
-              </w:rPr>
-              <w:t>/  модулю</w:t>
-            </w:r>
-            <w:proofErr w:type="gramEnd"/>
+              <w:t>в т.ч. по указанной дисциплине /  модулю</w:t>
+            </w:r>
           </w:p>
         </w:tc>
         <w:tc>
@@ -677,27 +667,7 @@
                 <w:szCs w:val="16"/>
                 <w:lang w:val="en-US"/>
               </w:rPr>
-              <w:t>{#</w:t>
-            </w:r>
-            <w:proofErr w:type="gramStart"/>
-            <w:r>
-              <w:rPr>
-                <w:rFonts w:ascii="Times New Roman" w:hAnsi="Times New Roman"/>
-                <w:sz w:val="16"/>
-                <w:szCs w:val="16"/>
-                <w:lang w:val="en-US"/>
-              </w:rPr>
-              <w:t>modules}{</w:t>
-            </w:r>
-            <w:proofErr w:type="gramEnd"/>
-            <w:r>
-              <w:rPr>
-                <w:rFonts w:ascii="Times New Roman" w:hAnsi="Times New Roman"/>
-                <w:sz w:val="16"/>
-                <w:szCs w:val="16"/>
-                <w:lang w:val="en-US"/>
-              </w:rPr>
-              <w:t>number}</w:t>
+              <w:t>{#modules}{number}</w:t>
             </w:r>
           </w:p>
         </w:tc>
@@ -751,20 +721,8 @@
                 <w:szCs w:val="16"/>
                 <w:lang w:val="en-US"/>
               </w:rPr>
-              <w:t>{#</w:t>
-            </w:r>
-            <w:proofErr w:type="gramStart"/>
-            <w:r>
-              <w:rPr>
-                <w:rFonts w:ascii="Times New Roman" w:hAnsi="Times New Roman"/>
-                <w:b/>
-                <w:sz w:val="16"/>
-                <w:szCs w:val="16"/>
-                <w:lang w:val="en-US"/>
-              </w:rPr>
-              <w:t>teacher}{</w:t>
-            </w:r>
-            <w:proofErr w:type="gramEnd"/>
+              <w:t>{#teacher}{</w:t>
+            </w:r>
             <w:r>
               <w:rPr>
                 <w:rFonts w:ascii="Times New Roman" w:hAnsi="Times New Roman"/>
@@ -875,7 +833,7 @@
                 <w:szCs w:val="16"/>
                 <w:lang w:val="en-US"/>
               </w:rPr>
-              <w:t>experience_total</w:t>
+              <w:t>exp_total</w:t>
             </w:r>
             <w:proofErr w:type="spellEnd"/>
             <w:r>
@@ -924,7 +882,7 @@
                 <w:szCs w:val="16"/>
                 <w:lang w:val="en-US"/>
               </w:rPr>
-              <w:t>experience_subject</w:t>
+              <w:t>exp_subject</w:t>
             </w:r>
             <w:proofErr w:type="spellEnd"/>
             <w:r>
@@ -989,29 +947,7 @@
                 <w:szCs w:val="16"/>
                 <w:lang w:val="en-US"/>
               </w:rPr>
-              <w:t>{contract}{/</w:t>
-            </w:r>
-            <w:proofErr w:type="gramStart"/>
-            <w:r>
-              <w:rPr>
-                <w:rFonts w:ascii="Times New Roman" w:hAnsi="Times New Roman"/>
-                <w:b/>
-                <w:sz w:val="16"/>
-                <w:szCs w:val="16"/>
-                <w:lang w:val="en-US"/>
-              </w:rPr>
-              <w:t>teacher}{</w:t>
-            </w:r>
-            <w:proofErr w:type="gramEnd"/>
-            <w:r>
-              <w:rPr>
-                <w:rFonts w:ascii="Times New Roman" w:hAnsi="Times New Roman"/>
-                <w:b/>
-                <w:sz w:val="16"/>
-                <w:szCs w:val="16"/>
-                <w:lang w:val="en-US"/>
-              </w:rPr>
-              <w:t>/modules}</w:t>
+              <w:t>{contract}{/teacher}{/modules}</w:t>
             </w:r>
           </w:p>
         </w:tc>
